--- a/eng/docx/020.content.docx
+++ b/eng/docx/020.content.docx
@@ -18040,7 +18040,7 @@
         <w:rPr>
           <w:lang w:val="en_US" w:bidi="en_US"/>
         </w:rPr>
-        <w:t>tremble, stagger, shake, shaken, quake</w:t>
+        <w:t>tremble, shake, shaken, quake</w:t>
       </w:r>
       <w:r>
         <w:rPr>

--- a/eng/docx/020.content.docx
+++ b/eng/docx/020.content.docx
@@ -1024,7 +1024,19 @@
         <w:rPr>
           <w:lang w:val="en_US" w:bidi="en_US"/>
         </w:rPr>
-        <w:t>(Translation suggestions: How to Translate Names)</w:t>
+        <w:t xml:space="preserve">(Translation suggestions: </w:t>
+      </w:r>
+      <w:r>
+        <w:rPr>
+          <w:lang w:val="en_US" w:bidi="en_US"/>
+        </w:rPr>
+        <w:t>How to Translate Names</w:t>
+      </w:r>
+      <w:r>
+        <w:rPr>
+          <w:lang w:val="en_US" w:bidi="en_US"/>
+        </w:rPr>
+        <w:t>)</w:t>
       </w:r>
       <w:r>
         <w:rPr>
@@ -1445,7 +1457,19 @@
         <w:rPr>
           <w:lang w:val="en_US" w:bidi="en_US"/>
         </w:rPr>
-        <w:t>(Translation suggestions: How to Translate Names)</w:t>
+        <w:t xml:space="preserve">(Translation suggestions: </w:t>
+      </w:r>
+      <w:r>
+        <w:rPr>
+          <w:lang w:val="en_US" w:bidi="en_US"/>
+        </w:rPr>
+        <w:t>How to Translate Names</w:t>
+      </w:r>
+      <w:r>
+        <w:rPr>
+          <w:lang w:val="en_US" w:bidi="en_US"/>
+        </w:rPr>
+        <w:t>)</w:t>
       </w:r>
       <w:r>
         <w:rPr>
@@ -1888,7 +1912,19 @@
         <w:rPr>
           <w:lang w:val="en_US" w:bidi="en_US"/>
         </w:rPr>
-        <w:t>(Translation suggestions: How to Translate Names)</w:t>
+        <w:t xml:space="preserve">(Translation suggestions: </w:t>
+      </w:r>
+      <w:r>
+        <w:rPr>
+          <w:lang w:val="en_US" w:bidi="en_US"/>
+        </w:rPr>
+        <w:t>How to Translate Names</w:t>
+      </w:r>
+      <w:r>
+        <w:rPr>
+          <w:lang w:val="en_US" w:bidi="en_US"/>
+        </w:rPr>
+        <w:t>)</w:t>
       </w:r>
       <w:r>
         <w:rPr>
@@ -6759,7 +6795,19 @@
         <w:rPr>
           <w:lang w:val="en_US" w:bidi="en_US"/>
         </w:rPr>
-        <w:t>The term “tents” is sometimes used figuratively to refer generally to where people live. This could also be translated as “homes” or “dwellings” or “houses” or even “bodies.” (See: synecdoche)</w:t>
+        <w:t xml:space="preserve">The term “tents” is sometimes used figuratively to refer generally to where people live. This could also be translated as “homes” or “dwellings” or “houses” or even “bodies.” (See: </w:t>
+      </w:r>
+      <w:r>
+        <w:rPr>
+          <w:lang w:val="en_US" w:bidi="en_US"/>
+        </w:rPr>
+        <w:t>synecdoche</w:t>
+      </w:r>
+      <w:r>
+        <w:rPr>
+          <w:lang w:val="en_US" w:bidi="en_US"/>
+        </w:rPr>
+        <w:t>)</w:t>
       </w:r>
       <w:r>
         <w:rPr>
@@ -7702,7 +7750,19 @@
         <w:rPr>
           <w:lang w:val="en_US" w:bidi="en_US"/>
         </w:rPr>
-        <w:t>(Translation suggestions: How to Translate Names)</w:t>
+        <w:t xml:space="preserve">(Translation suggestions: </w:t>
+      </w:r>
+      <w:r>
+        <w:rPr>
+          <w:lang w:val="en_US" w:bidi="en_US"/>
+        </w:rPr>
+        <w:t>How to Translate Names</w:t>
+      </w:r>
+      <w:r>
+        <w:rPr>
+          <w:lang w:val="en_US" w:bidi="en_US"/>
+        </w:rPr>
+        <w:t>)</w:t>
       </w:r>
       <w:r>
         <w:rPr>
@@ -11037,7 +11097,19 @@
         <w:rPr>
           <w:lang w:val="en_US" w:bidi="en_US"/>
         </w:rPr>
-        <w:t>(Translation suggestions: How to Translate Names)</w:t>
+        <w:t xml:space="preserve">(Translation suggestions: </w:t>
+      </w:r>
+      <w:r>
+        <w:rPr>
+          <w:lang w:val="en_US" w:bidi="en_US"/>
+        </w:rPr>
+        <w:t>How to Translate Names</w:t>
+      </w:r>
+      <w:r>
+        <w:rPr>
+          <w:lang w:val="en_US" w:bidi="en_US"/>
+        </w:rPr>
+        <w:t>)</w:t>
       </w:r>
       <w:r>
         <w:rPr>
@@ -11856,7 +11928,19 @@
         <w:rPr>
           <w:lang w:val="en_US" w:bidi="en_US"/>
         </w:rPr>
-        <w:t>(Translation suggestions: How to Translate Names)</w:t>
+        <w:t xml:space="preserve">(Translation suggestions: </w:t>
+      </w:r>
+      <w:r>
+        <w:rPr>
+          <w:lang w:val="en_US" w:bidi="en_US"/>
+        </w:rPr>
+        <w:t>How to Translate Names</w:t>
+      </w:r>
+      <w:r>
+        <w:rPr>
+          <w:lang w:val="en_US" w:bidi="en_US"/>
+        </w:rPr>
+        <w:t>)</w:t>
       </w:r>
       <w:r>
         <w:rPr>
@@ -13976,7 +14060,19 @@
         <w:rPr>
           <w:lang w:val="en_US" w:bidi="en_US"/>
         </w:rPr>
-        <w:t>(Translation suggestions: How to Translate Names)</w:t>
+        <w:t xml:space="preserve">(Translation suggestions: </w:t>
+      </w:r>
+      <w:r>
+        <w:rPr>
+          <w:lang w:val="en_US" w:bidi="en_US"/>
+        </w:rPr>
+        <w:t>How to Translate Names</w:t>
+      </w:r>
+      <w:r>
+        <w:rPr>
+          <w:lang w:val="en_US" w:bidi="en_US"/>
+        </w:rPr>
+        <w:t>)</w:t>
       </w:r>
       <w:r>
         <w:rPr>
@@ -14453,7 +14549,19 @@
         <w:rPr>
           <w:lang w:val="en_US" w:bidi="en_US"/>
         </w:rPr>
-        <w:t>(Translation suggestions: How to Translate Names)</w:t>
+        <w:t xml:space="preserve">(Translation suggestions: </w:t>
+      </w:r>
+      <w:r>
+        <w:rPr>
+          <w:lang w:val="en_US" w:bidi="en_US"/>
+        </w:rPr>
+        <w:t>How to Translate Names</w:t>
+      </w:r>
+      <w:r>
+        <w:rPr>
+          <w:lang w:val="en_US" w:bidi="en_US"/>
+        </w:rPr>
+        <w:t>)</w:t>
       </w:r>
       <w:r>
         <w:rPr>
@@ -14838,7 +14946,19 @@
         <w:rPr>
           <w:lang w:val="en_US" w:bidi="en_US"/>
         </w:rPr>
-        <w:t>(Translation suggestions: How to Translate Names)</w:t>
+        <w:t xml:space="preserve">(Translation suggestions: </w:t>
+      </w:r>
+      <w:r>
+        <w:rPr>
+          <w:lang w:val="en_US" w:bidi="en_US"/>
+        </w:rPr>
+        <w:t>How to Translate Names</w:t>
+      </w:r>
+      <w:r>
+        <w:rPr>
+          <w:lang w:val="en_US" w:bidi="en_US"/>
+        </w:rPr>
+        <w:t>)</w:t>
       </w:r>
       <w:r>
         <w:rPr>
@@ -17743,7 +17863,19 @@
         <w:rPr>
           <w:lang w:val="en_US" w:bidi="en_US"/>
         </w:rPr>
-        <w:t>(See: parallelism)</w:t>
+        <w:t xml:space="preserve">(See: </w:t>
+      </w:r>
+      <w:r>
+        <w:rPr>
+          <w:lang w:val="en_US" w:bidi="en_US"/>
+        </w:rPr>
+        <w:t>parallelism</w:t>
+      </w:r>
+      <w:r>
+        <w:rPr>
+          <w:lang w:val="en_US" w:bidi="en_US"/>
+        </w:rPr>
+        <w:t>)</w:t>
       </w:r>
       <w:r>
         <w:rPr>
@@ -20657,7 +20789,19 @@
         <w:rPr>
           <w:lang w:val="en_US" w:bidi="en_US"/>
         </w:rPr>
-        <w:t>(Translation suggestions: How to Translate Names)</w:t>
+        <w:t xml:space="preserve">(Translation suggestions: </w:t>
+      </w:r>
+      <w:r>
+        <w:rPr>
+          <w:lang w:val="en_US" w:bidi="en_US"/>
+        </w:rPr>
+        <w:t>How to Translate Names</w:t>
+      </w:r>
+      <w:r>
+        <w:rPr>
+          <w:lang w:val="en_US" w:bidi="en_US"/>
+        </w:rPr>
+        <w:t>)</w:t>
       </w:r>
       <w:r>
         <w:rPr>
@@ -22791,7 +22935,19 @@
         <w:rPr>
           <w:lang w:val="en_US" w:bidi="en_US"/>
         </w:rPr>
-        <w:t>(Translation suggestions: How to Translate Names)</w:t>
+        <w:t xml:space="preserve">(Translation suggestions: </w:t>
+      </w:r>
+      <w:r>
+        <w:rPr>
+          <w:lang w:val="en_US" w:bidi="en_US"/>
+        </w:rPr>
+        <w:t>How to Translate Names</w:t>
+      </w:r>
+      <w:r>
+        <w:rPr>
+          <w:lang w:val="en_US" w:bidi="en_US"/>
+        </w:rPr>
+        <w:t>)</w:t>
       </w:r>
       <w:r>
         <w:rPr>
@@ -23223,7 +23379,19 @@
         <w:rPr>
           <w:lang w:val="en_US" w:bidi="en_US"/>
         </w:rPr>
-        <w:t>(See also: How to Translate Unknowns)</w:t>
+        <w:t xml:space="preserve">(See also: </w:t>
+      </w:r>
+      <w:r>
+        <w:rPr>
+          <w:lang w:val="en_US" w:bidi="en_US"/>
+        </w:rPr>
+        <w:t>How to Translate Unknowns</w:t>
+      </w:r>
+      <w:r>
+        <w:rPr>
+          <w:lang w:val="en_US" w:bidi="en_US"/>
+        </w:rPr>
+        <w:t>)</w:t>
       </w:r>
       <w:r>
         <w:rPr>
@@ -24633,7 +24801,19 @@
         <w:rPr>
           <w:lang w:val="en_US" w:bidi="en_US"/>
         </w:rPr>
-        <w:t>(Translation suggestions: How to Translate Names)</w:t>
+        <w:t xml:space="preserve">(Translation suggestions: </w:t>
+      </w:r>
+      <w:r>
+        <w:rPr>
+          <w:lang w:val="en_US" w:bidi="en_US"/>
+        </w:rPr>
+        <w:t>How to Translate Names</w:t>
+      </w:r>
+      <w:r>
+        <w:rPr>
+          <w:lang w:val="en_US" w:bidi="en_US"/>
+        </w:rPr>
+        <w:t>)</w:t>
       </w:r>
       <w:r>
         <w:rPr>
@@ -25088,7 +25268,19 @@
         <w:rPr>
           <w:lang w:val="en_US" w:bidi="en_US"/>
         </w:rPr>
-        <w:t>(Translation suggestions: How to Translate Names)</w:t>
+        <w:t xml:space="preserve">(Translation suggestions: </w:t>
+      </w:r>
+      <w:r>
+        <w:rPr>
+          <w:lang w:val="en_US" w:bidi="en_US"/>
+        </w:rPr>
+        <w:t>How to Translate Names</w:t>
+      </w:r>
+      <w:r>
+        <w:rPr>
+          <w:lang w:val="en_US" w:bidi="en_US"/>
+        </w:rPr>
+        <w:t>)</w:t>
       </w:r>
       <w:r>
         <w:rPr>
